--- a/docs/regulatory/様式1_指定希望品目登録申込書_記入版.docx
+++ b/docs/regulatory/様式1_指定希望品目登録申込書_記入版.docx
@@ -1900,7 +1900,7 @@
               <w:rPr>
                 <w:rFonts w:asciiTheme="minorEastAsia" w:hAnsiTheme="minorEastAsia" w:cs="Arial"/>
               </w:rPr>
-              <w:t xml:space="preserve">従来、舌口唇運動機能（オーラルディアドコキネシス）の検査は医療機関の専用機器で実施され、口腔機能リハビリテーション（パタカラ体操等の口腔機能訓練）は自宅での自主実施に委ねられるため、検査と訓練が分断され、訓練の正確性・強度・実施状況を把握できなかった。本品は、一般的な音声認識モデルでは原理的に不可能な「短時間に連続発声された単音節語の１発声単位認識」を独自開発の音声認識モデル（言語モデル）で実現し（特開2026-74706）、ＡＩ画像認識による顔距離・発声音量の入力標準化と組み合わせることで、在宅でも検査品質の測定を可能とした。</w:t>
+              <w:t xml:space="preserve">従来、舌口唇運動機能（オーラルディアドコキネシス）の検査や管理計画に基づく指導・訓練は医療機関で実施されるものの、治療に相当する継続的な日々の口腔機能トレーニングは自主実施に委ねられるため、検査とトレーニングが分断され、トレーニングの継続状況や口腔機能の変化をタイムリーに把握できなかった。そこで本品は、検査とトレーニングを単一アプリで実施できるようにすることで、セラノスティクス（Theranostics：検査と治療の一体化）を実現し、医師による検査だけでなく、自宅での簡易検査によって、患者が検査結果に基づくトレーニングを継続し、医療機関側がその状況を遠隔管理することを可能にした。</w:t>
             </w:r>
           </w:p>
           <w:p>
@@ -1915,7 +1915,7 @@
               <w:rPr>
                 <w:rFonts w:asciiTheme="minorEastAsia" w:hAnsiTheme="minorEastAsia" w:cs="Arial"/>
               </w:rPr>
-              <w:t xml:space="preserve">さらに測定結果に基づく訓練（ゲーム形式の発声課題）に接続し、「測定→評価→訓練→再測定」のループを単一アプリで実施することで、検査と治療（予防を含む）を同時に実現する。加えて、（１）ゲーミフィケーションによる訓練の習慣化（継続）の支援、（２）検査値・訓練実施状況の遠隔管理による医療アクセスの向上、（３）口唇・舌・咀嚼筋等の口腔筋群全体を対象とする包括的な評価・訓練、を提供する。本原理は、医療現場で実施されている患者指導等と同様の内容を自宅で提供して行動変容を促すものではなく、既存の医療機器及び標準的な治療法・診断法のいずれとも明らかに異なる。</w:t>
+              <w:t xml:space="preserve">また、本品は、一般的な音声認識モデルでは原理的に不可能な「短時間に連続発声された単音節語の１発声単位認識」を独自開発の音声認識モデル（言語モデル）で実現し（特開2026-74706）、画像認識による顔距離・発声音量の入力標準化と組み合わせることで、従来の医療機関における検査品質と同等もしくはそれ以上の測定を可能とした。加えて、既承認品のＥＮＤＥＡＶＯＲＲＩＤＥと同様、ゲーミフィケーションによって、医療現場で実施されている単調で継続しづらい実施・指導とは異なるトレーニングの習慣化を可能とした点も画期的である。</w:t>
             </w:r>
           </w:p>
         </w:tc>

--- a/docs/regulatory/様式1_指定希望品目登録申込書_記入版.docx
+++ b/docs/regulatory/様式1_指定希望品目登録申込書_記入版.docx
@@ -2150,7 +2150,7 @@
               <w:rPr>
                 <w:rFonts w:asciiTheme="minorEastAsia" w:hAnsiTheme="minorEastAsia" w:cs="Arial"/>
               </w:rPr>
-              <w:t xml:space="preserve">口腔機能低下症及び口腔機能発達不全症に対する既存の標準的対応は、医療機関での指導に基づく自主訓練であるが、実施状況・訓練の質を客観的に管理する手段がなく、継続率にも課題がある。本品は１発声単位の定量フィードバックにより訓練の質と継続性を高めるとともに、検査機能により効果を定量的に確認しながら訓練を進められ、遠隔管理により通院困難な者の医療アクセスも向上するため、既存の治療法に比べて高い有効性及び安全性が見込まれる。</w:t>
+              <w:t xml:space="preserve">当該医療機器プログラムは検査並びに治療に用いるものであり、以下それぞれの有効性及び安全性を記載する。〔既存の診断法に対する有効性及び安全性〕有効性：従来の検査機器・検査手法に対して、検査精度が同等もしくはそれ以上である。安全性：検査精度が上がることで、誤診による過度なトレーニングや指導漏れを回避することで、安全性を担保する。</w:t>
             </w:r>
           </w:p>
           <w:p>
@@ -2165,7 +2165,7 @@
               <w:rPr>
                 <w:rFonts w:asciiTheme="minorEastAsia" w:hAnsiTheme="minorEastAsia" w:cs="Arial"/>
               </w:rPr>
-              <w:t xml:space="preserve">臨床的意義は、一般向けアプリで蓄積したユーザーデータを基に訴求するとともに、有効性及び安全性は探索的臨床研究（公的競争的資金の活用を含めて計画中）により確認する予定である。</w:t>
+              <w:t xml:space="preserve">〔既存の治療法に対する有効性及び安全性〕有効性：トレーニング自体に継続性があることで治療効果があがる。安全性：トレーニングが所定の仕様に規格化されたゲームメニューになっているため、患者が逸脱したトレーニングを実施することなく、安全性が担保されている。</w:t>
             </w:r>
           </w:p>
         </w:tc>
